--- a/backend-exhibits/Google MyDrive to Dropbox Standard Plan - Standard Include.docx
+++ b/backend-exhibits/Google MyDrive to Dropbox Standard Plan - Standard Include.docx
@@ -51,7 +51,7 @@
                 <w:b/>
                 <w:sz w:val="21"/>
               </w:rPr>
-              <w:t>Standard Plan Features (</w:t>
+              <w:t>Basic Plan Features (</w:t>
             </w:r>
             <w:proofErr w:type="spellStart"/>
             <w:r>

--- a/backend-exhibits/Google MyDrive to Dropbox Standard Plan - Standard Include.docx
+++ b/backend-exhibits/Google MyDrive to Dropbox Standard Plan - Standard Include.docx
@@ -47,7 +47,7 @@
             </w:pPr>
             <w:r>
               <w:rPr>
-                <w:rFonts w:ascii="Arial" w:eastAsia="Arial" w:hAnsi="Arial" w:cs="Arial"/>
+                <w:rFonts w:ascii="Arial" w:hAnsi="Arial" w:cs="Arial" w:eastAsia="Arial"/>
                 <w:b/>
                 <w:sz w:val="21"/>
               </w:rPr>
@@ -56,7 +56,7 @@
             <w:proofErr w:type="spellStart"/>
             <w:r>
               <w:rPr>
-                <w:rFonts w:ascii="Arial" w:eastAsia="Arial" w:hAnsi="Arial" w:cs="Arial"/>
+                <w:rFonts w:ascii="Arial" w:hAnsi="Arial" w:cs="Arial" w:eastAsia="Arial"/>
                 <w:b/>
                 <w:sz w:val="21"/>
               </w:rPr>
@@ -65,7 +65,7 @@
             <w:proofErr w:type="spellEnd"/>
             <w:r>
               <w:rPr>
-                <w:rFonts w:ascii="Arial" w:eastAsia="Arial" w:hAnsi="Arial" w:cs="Arial"/>
+                <w:rFonts w:ascii="Arial" w:hAnsi="Arial" w:cs="Arial" w:eastAsia="Arial"/>
                 <w:b/>
                 <w:sz w:val="21"/>
               </w:rPr>
@@ -91,7 +91,7 @@
           <w:p>
             <w:r>
               <w:rPr>
-                <w:rFonts w:ascii="Arial" w:eastAsia="Arial" w:hAnsi="Arial" w:cs="Arial"/>
+                <w:rFonts w:ascii="Arial" w:hAnsi="Arial" w:cs="Arial" w:eastAsia="Arial"/>
                 <w:b/>
                 <w:sz w:val="21"/>
               </w:rPr>
@@ -116,7 +116,7 @@
             <w:proofErr w:type="spellStart"/>
             <w:r>
               <w:rPr>
-                <w:rFonts w:ascii="Arial" w:eastAsia="Arial" w:hAnsi="Arial" w:cs="Arial"/>
+                <w:rFonts w:ascii="Arial" w:hAnsi="Arial" w:cs="Arial" w:eastAsia="Arial"/>
                 <w:sz w:val="21"/>
               </w:rPr>
               <w:t>CloudFuze</w:t>
@@ -124,7 +124,7 @@
             <w:proofErr w:type="spellEnd"/>
             <w:r>
               <w:rPr>
-                <w:rFonts w:ascii="Arial" w:eastAsia="Arial" w:hAnsi="Arial" w:cs="Arial"/>
+                <w:rFonts w:ascii="Arial" w:hAnsi="Arial" w:cs="Arial" w:eastAsia="Arial"/>
                 <w:sz w:val="21"/>
               </w:rPr>
               <w:t xml:space="preserve"> ensures the seamless migration of the data from the source cloud to destination, preserving the accuracy and integrity of the data structure.</w:t>
@@ -149,7 +149,7 @@
           <w:p>
             <w:r>
               <w:rPr>
-                <w:rFonts w:ascii="Arial" w:eastAsia="Arial" w:hAnsi="Arial" w:cs="Arial"/>
+                <w:rFonts w:ascii="Arial" w:hAnsi="Arial" w:cs="Arial" w:eastAsia="Arial"/>
                 <w:b/>
                 <w:sz w:val="21"/>
               </w:rPr>
@@ -173,7 +173,7 @@
             </w:pPr>
             <w:r>
               <w:rPr>
-                <w:rFonts w:ascii="Arial" w:eastAsia="Arial" w:hAnsi="Arial" w:cs="Arial"/>
+                <w:rFonts w:ascii="Arial" w:hAnsi="Arial" w:cs="Arial" w:eastAsia="Arial"/>
                 <w:sz w:val="21"/>
               </w:rPr>
               <w:t>The initial data migration from source to destination is considered as One-time migration.</w:t>
@@ -198,7 +198,7 @@
           <w:p>
             <w:r>
               <w:rPr>
-                <w:rFonts w:ascii="Arial" w:eastAsia="Arial" w:hAnsi="Arial" w:cs="Arial"/>
+                <w:rFonts w:ascii="Arial" w:hAnsi="Arial" w:cs="Arial" w:eastAsia="Arial"/>
                 <w:b/>
                 <w:sz w:val="21"/>
               </w:rPr>
@@ -224,7 +224,7 @@
             <w:proofErr w:type="spellStart"/>
             <w:r>
               <w:rPr>
-                <w:rFonts w:ascii="Arial" w:eastAsia="Arial" w:hAnsi="Arial" w:cs="Arial"/>
+                <w:rFonts w:ascii="Arial" w:hAnsi="Arial" w:cs="Arial" w:eastAsia="Arial"/>
                 <w:sz w:val="21"/>
               </w:rPr>
               <w:t>CloudFuze</w:t>
@@ -232,7 +232,7 @@
             <w:proofErr w:type="spellEnd"/>
             <w:r>
               <w:rPr>
-                <w:rFonts w:ascii="Arial" w:eastAsia="Arial" w:hAnsi="Arial" w:cs="Arial"/>
+                <w:rFonts w:ascii="Arial" w:hAnsi="Arial" w:cs="Arial" w:eastAsia="Arial"/>
                 <w:sz w:val="21"/>
               </w:rPr>
               <w:t xml:space="preserve"> preserves all root folder permissions along with access levels.</w:t>
@@ -257,7 +257,7 @@
           <w:p>
             <w:r>
               <w:rPr>
-                <w:rFonts w:ascii="Arial" w:eastAsia="Arial" w:hAnsi="Arial" w:cs="Arial"/>
+                <w:rFonts w:ascii="Arial" w:hAnsi="Arial" w:cs="Arial" w:eastAsia="Arial"/>
                 <w:b/>
                 <w:sz w:val="21"/>
               </w:rPr>
@@ -282,7 +282,7 @@
             <w:proofErr w:type="spellStart"/>
             <w:r>
               <w:rPr>
-                <w:rFonts w:ascii="Arial" w:eastAsia="Arial" w:hAnsi="Arial" w:cs="Arial"/>
+                <w:rFonts w:ascii="Arial" w:hAnsi="Arial" w:cs="Arial" w:eastAsia="Arial"/>
                 <w:sz w:val="21"/>
               </w:rPr>
               <w:t>CloudFuze</w:t>
@@ -290,7 +290,7 @@
             <w:proofErr w:type="spellEnd"/>
             <w:r>
               <w:rPr>
-                <w:rFonts w:ascii="Arial" w:eastAsia="Arial" w:hAnsi="Arial" w:cs="Arial"/>
+                <w:rFonts w:ascii="Arial" w:hAnsi="Arial" w:cs="Arial" w:eastAsia="Arial"/>
                 <w:sz w:val="21"/>
               </w:rPr>
               <w:t xml:space="preserve"> preserves all Root file permissions along with access levels.</w:t>
@@ -315,7 +315,7 @@
           <w:p>
             <w:r>
               <w:rPr>
-                <w:rFonts w:ascii="Arial" w:eastAsia="Arial" w:hAnsi="Arial" w:cs="Arial"/>
+                <w:rFonts w:ascii="Arial" w:hAnsi="Arial" w:cs="Arial" w:eastAsia="Arial"/>
                 <w:b/>
                 <w:sz w:val="21"/>
               </w:rPr>
@@ -340,7 +340,7 @@
             <w:proofErr w:type="spellStart"/>
             <w:r>
               <w:rPr>
-                <w:rFonts w:ascii="Arial" w:eastAsia="Arial" w:hAnsi="Arial" w:cs="Arial"/>
+                <w:rFonts w:ascii="Arial" w:hAnsi="Arial" w:cs="Arial" w:eastAsia="Arial"/>
                 <w:sz w:val="21"/>
               </w:rPr>
               <w:t>CloudFuze</w:t>
@@ -348,7 +348,7 @@
             <w:proofErr w:type="spellEnd"/>
             <w:r>
               <w:rPr>
-                <w:rFonts w:ascii="Arial" w:eastAsia="Arial" w:hAnsi="Arial" w:cs="Arial"/>
+                <w:rFonts w:ascii="Arial" w:hAnsi="Arial" w:cs="Arial" w:eastAsia="Arial"/>
                 <w:sz w:val="21"/>
               </w:rPr>
               <w:t xml:space="preserve"> preserves all subfolder permissions along with access levels.</w:t>
@@ -373,7 +373,7 @@
           <w:p>
             <w:r>
               <w:rPr>
-                <w:rFonts w:ascii="Arial" w:eastAsia="Arial" w:hAnsi="Arial" w:cs="Arial"/>
+                <w:rFonts w:ascii="Arial" w:hAnsi="Arial" w:cs="Arial" w:eastAsia="Arial"/>
                 <w:b/>
                 <w:sz w:val="21"/>
               </w:rPr>
@@ -398,7 +398,7 @@
             <w:proofErr w:type="spellStart"/>
             <w:r>
               <w:rPr>
-                <w:rFonts w:ascii="Arial" w:eastAsia="Arial" w:hAnsi="Arial" w:cs="Arial"/>
+                <w:rFonts w:ascii="Arial" w:hAnsi="Arial" w:cs="Arial" w:eastAsia="Arial"/>
                 <w:sz w:val="21"/>
               </w:rPr>
               <w:t>CloudFuze</w:t>
@@ -406,7 +406,7 @@
             <w:proofErr w:type="spellEnd"/>
             <w:r>
               <w:rPr>
-                <w:rFonts w:ascii="Arial" w:eastAsia="Arial" w:hAnsi="Arial" w:cs="Arial"/>
+                <w:rFonts w:ascii="Arial" w:hAnsi="Arial" w:cs="Arial" w:eastAsia="Arial"/>
                 <w:sz w:val="21"/>
               </w:rPr>
               <w:t xml:space="preserve"> can migrate external permissions (Files/Folders shared with people of outside organizations) of files/folders to the destination along with access levels.</w:t>
@@ -431,7 +431,7 @@
           <w:p>
             <w:r>
               <w:rPr>
-                <w:rFonts w:ascii="Arial" w:eastAsia="Arial" w:hAnsi="Arial" w:cs="Arial"/>
+                <w:rFonts w:ascii="Arial" w:hAnsi="Arial" w:cs="Arial" w:eastAsia="Arial"/>
                 <w:b/>
                 <w:sz w:val="21"/>
               </w:rPr>
@@ -455,7 +455,7 @@
             </w:pPr>
             <w:r>
               <w:rPr>
-                <w:rFonts w:ascii="Arial" w:eastAsia="Arial" w:hAnsi="Arial" w:cs="Arial"/>
+                <w:rFonts w:ascii="Arial" w:hAnsi="Arial" w:cs="Arial" w:eastAsia="Arial"/>
                 <w:sz w:val="21"/>
               </w:rPr>
               <w:t>Maintaining the original timestamps, including creation and modification dates and times, when transferring data to the destination cloud.</w:t>
@@ -480,7 +480,7 @@
           <w:p>
             <w:r>
               <w:rPr>
-                <w:rFonts w:ascii="Arial" w:eastAsia="Arial" w:hAnsi="Arial" w:cs="Arial"/>
+                <w:rFonts w:ascii="Arial" w:hAnsi="Arial" w:cs="Arial" w:eastAsia="Arial"/>
                 <w:b/>
                 <w:sz w:val="21"/>
               </w:rPr>
@@ -504,7 +504,7 @@
             </w:pPr>
             <w:r>
               <w:rPr>
-                <w:rFonts w:ascii="Arial" w:eastAsia="Arial" w:hAnsi="Arial" w:cs="Arial"/>
+                <w:rFonts w:ascii="Arial" w:hAnsi="Arial" w:cs="Arial" w:eastAsia="Arial"/>
                 <w:sz w:val="21"/>
               </w:rPr>
               <w:t>Special characters not supported by the destination cloud will be automatically replaced with underscores (_) or hyphens (-). This ensures that the integrity of the data is maintained during the migration process.</w:t>
@@ -529,7 +529,7 @@
           <w:p>
             <w:r>
               <w:rPr>
-                <w:rFonts w:ascii="Arial" w:eastAsia="Arial" w:hAnsi="Arial" w:cs="Arial"/>
+                <w:rFonts w:ascii="Arial" w:hAnsi="Arial" w:cs="Arial" w:eastAsia="Arial"/>
                 <w:b/>
                 <w:sz w:val="21"/>
               </w:rPr>
@@ -553,7 +553,7 @@
             </w:pPr>
             <w:r>
               <w:rPr>
-                <w:rFonts w:ascii="Arial" w:eastAsia="Arial" w:hAnsi="Arial" w:cs="Arial"/>
+                <w:rFonts w:ascii="Arial" w:hAnsi="Arial" w:cs="Arial" w:eastAsia="Arial"/>
                 <w:sz w:val="21"/>
               </w:rPr>
               <w:t>If the destination cloud has a long folder path limitation, the system automatically adjusts the destination's path as per the limitation.</w:t>
@@ -578,7 +578,7 @@
           <w:p>
             <w:r>
               <w:rPr>
-                <w:rFonts w:ascii="Arial" w:eastAsia="Arial" w:hAnsi="Arial" w:cs="Arial"/>
+                <w:rFonts w:ascii="Arial" w:hAnsi="Arial" w:cs="Arial" w:eastAsia="Arial"/>
                 <w:b/>
                 <w:sz w:val="21"/>
               </w:rPr>
@@ -602,7 +602,7 @@
             </w:pPr>
             <w:r>
               <w:rPr>
-                <w:rFonts w:ascii="Arial" w:eastAsia="Arial" w:hAnsi="Arial" w:cs="Arial"/>
+                <w:rFonts w:ascii="Arial" w:hAnsi="Arial" w:cs="Arial" w:eastAsia="Arial"/>
                 <w:sz w:val="21"/>
               </w:rPr>
               <w:t>Conflicts will be re-</w:t>
@@ -610,7 +610,7 @@
             <w:proofErr w:type="gramStart"/>
             <w:r>
               <w:rPr>
-                <w:rFonts w:ascii="Arial" w:eastAsia="Arial" w:hAnsi="Arial" w:cs="Arial"/>
+                <w:rFonts w:ascii="Arial" w:hAnsi="Arial" w:cs="Arial" w:eastAsia="Arial"/>
                 <w:sz w:val="21"/>
               </w:rPr>
               <w:t>tried</w:t>
@@ -618,7 +618,7 @@
             <w:proofErr w:type="gramEnd"/>
             <w:r>
               <w:rPr>
-                <w:rFonts w:ascii="Arial" w:eastAsia="Arial" w:hAnsi="Arial" w:cs="Arial"/>
+                <w:rFonts w:ascii="Arial" w:hAnsi="Arial" w:cs="Arial" w:eastAsia="Arial"/>
                 <w:sz w:val="21"/>
               </w:rPr>
               <w:t xml:space="preserve"> three times automatically.</w:t>
@@ -642,10 +642,10 @@
   <w:docDefaults>
     <w:rPrDefault>
       <w:rPr>
-        <w:rFonts w:asciiTheme="minorHAnsi" w:eastAsiaTheme="minorEastAsia" w:hAnsiTheme="minorHAnsi" w:cstheme="minorBidi"/>
+        <w:rFonts w:ascii="Arial" w:hAnsi="Arial" w:cs="Arial" w:eastAsia="Arial"/>
         <w:kern w:val="2"/>
-        <w:sz w:val="24"/>
-        <w:szCs w:val="24"/>
+        <w:sz w:val="21"/>
+        <w:szCs w:val="21"/>
         <w:lang w:val="en-IN" w:eastAsia="en-IN" w:bidi="ar-SA"/>
         <w14:ligatures w14:val="standardContextual"/>
       </w:rPr>
@@ -1041,9 +1041,9 @@
       <w:spacing w:line="259" w:lineRule="auto"/>
     </w:pPr>
     <w:rPr>
-      <w:rFonts w:ascii="Calibri" w:eastAsia="Calibri" w:hAnsi="Calibri" w:cs="Calibri"/>
+      <w:rFonts w:ascii="Arial" w:hAnsi="Arial" w:cs="Arial" w:eastAsia="Arial"/>
       <w:color w:val="000000"/>
-      <w:sz w:val="22"/>
+      <w:sz w:val="21"/>
     </w:rPr>
   </w:style>
   <w:style w:type="character" w:default="1" w:styleId="DefaultParagraphFont">
